--- a/crates/tw-layout/fixtures/word_baselines/headers_footers/sample.docx
+++ b/crates/tw-layout/fixtures/word_baselines/headers_footers/sample.docx
@@ -165,6 +165,34 @@
       <w:szCs w:val="20"/>
     </w:rPr>
   </w:style>
+  <w:style w:type="paragraph" w:styleId="Heading7">
+    <w:name w:val="Heading 7"/>
+    <w:basedOn w:val="Heading6"/>
+    <w:next w:val="Normal"/>
+    <w:pPr>
+      <w:outlineLvl w:val="6"/>
+      <w:spacing w:before="120" w:after="60"/>
+    </w:pPr>
+    <w:rPr>
+      <w:sz w:val="20"/>
+      <w:szCs w:val="20"/>
+    </w:rPr>
+  </w:style>
+  <w:style w:type="paragraph" w:styleId="Heading8">
+    <w:name w:val="Heading 8"/>
+    <w:basedOn w:val="Heading7"/>
+    <w:next w:val="Normal"/>
+    <w:pPr>
+      <w:outlineLvl w:val="7"/>
+      <w:spacing w:before="120" w:after="60"/>
+    </w:pPr>
+    <w:rPr>
+      <w:b w:val="0"/>
+      <w:i/>
+      <w:sz w:val="18"/>
+      <w:szCs w:val="18"/>
+    </w:rPr>
+  </w:style>
   <w:style w:type="paragraph" w:styleId="Caption">
     <w:name w:val="Caption"/>
     <w:basedOn w:val="Normal"/>
@@ -179,30 +207,15 @@
       <w:szCs w:val="18"/>
     </w:rPr>
   </w:style>
-  <w:style w:type="paragraph" w:styleId="Heading7">
-    <w:name w:val="Heading 7"/>
-    <w:basedOn w:val="Heading6"/>
-    <w:next w:val="Normal"/>
-    <w:pPr>
-      <w:outlineLvl w:val="6"/>
-      <w:spacing w:before="120" w:after="60"/>
-    </w:pPr>
-    <w:rPr>
-      <w:sz w:val="20"/>
-      <w:szCs w:val="20"/>
-    </w:rPr>
-  </w:style>
-  <w:style w:type="paragraph" w:styleId="Heading8">
-    <w:name w:val="Heading 8"/>
-    <w:basedOn w:val="Heading7"/>
-    <w:next w:val="Normal"/>
-    <w:pPr>
-      <w:outlineLvl w:val="7"/>
-      <w:spacing w:before="120" w:after="60"/>
-    </w:pPr>
-    <w:rPr>
-      <w:b w:val="0"/>
-      <w:i/>
+  <w:style w:type="paragraph" w:styleId="Heading9">
+    <w:name w:val="Heading 9"/>
+    <w:basedOn w:val="Heading8"/>
+    <w:next w:val="Normal"/>
+    <w:pPr>
+      <w:outlineLvl w:val="8"/>
+      <w:spacing w:before="120" w:after="60"/>
+    </w:pPr>
+    <w:rPr>
       <w:sz w:val="18"/>
       <w:szCs w:val="18"/>
     </w:rPr>
@@ -219,18 +232,5 @@
       <w:i/>
     </w:rPr>
   </w:style>
-  <w:style w:type="paragraph" w:styleId="Heading9">
-    <w:name w:val="Heading 9"/>
-    <w:basedOn w:val="Heading8"/>
-    <w:next w:val="Normal"/>
-    <w:pPr>
-      <w:outlineLvl w:val="8"/>
-      <w:spacing w:before="120" w:after="60"/>
-    </w:pPr>
-    <w:rPr>
-      <w:sz w:val="18"/>
-      <w:szCs w:val="18"/>
-    </w:rPr>
-  </w:style>
 </w:styles>
 </file>
--- a/crates/tw-layout/fixtures/word_baselines/headers_footers/sample.docx
+++ b/crates/tw-layout/fixtures/word_baselines/headers_footers/sample.docx
@@ -80,6 +80,18 @@
       <w:szCs w:val="24"/>
     </w:rPr>
   </w:style>
+  <w:style w:type="paragraph" w:styleId="Quote">
+    <w:name w:val="Quote"/>
+    <w:basedOn w:val="Normal"/>
+    <w:next w:val="Normal"/>
+    <w:pPr>
+      <w:spacing w:before="120" w:after="120"/>
+      <w:ind w:left="720" w:right="720"/>
+    </w:pPr>
+    <w:rPr>
+      <w:i/>
+    </w:rPr>
+  </w:style>
   <w:style w:type="paragraph" w:styleId="Heading1">
     <w:name w:val="Heading 1"/>
     <w:basedOn w:val="Normal"/>
@@ -193,6 +205,19 @@
       <w:szCs w:val="18"/>
     </w:rPr>
   </w:style>
+  <w:style w:type="paragraph" w:styleId="Heading9">
+    <w:name w:val="Heading 9"/>
+    <w:basedOn w:val="Heading8"/>
+    <w:next w:val="Normal"/>
+    <w:pPr>
+      <w:outlineLvl w:val="8"/>
+      <w:spacing w:before="120" w:after="60"/>
+    </w:pPr>
+    <w:rPr>
+      <w:sz w:val="18"/>
+      <w:szCs w:val="18"/>
+    </w:rPr>
+  </w:style>
   <w:style w:type="paragraph" w:styleId="Caption">
     <w:name w:val="Caption"/>
     <w:basedOn w:val="Normal"/>
@@ -207,30 +232,5 @@
       <w:szCs w:val="18"/>
     </w:rPr>
   </w:style>
-  <w:style w:type="paragraph" w:styleId="Heading9">
-    <w:name w:val="Heading 9"/>
-    <w:basedOn w:val="Heading8"/>
-    <w:next w:val="Normal"/>
-    <w:pPr>
-      <w:outlineLvl w:val="8"/>
-      <w:spacing w:before="120" w:after="60"/>
-    </w:pPr>
-    <w:rPr>
-      <w:sz w:val="18"/>
-      <w:szCs w:val="18"/>
-    </w:rPr>
-  </w:style>
-  <w:style w:type="paragraph" w:styleId="Quote">
-    <w:name w:val="Quote"/>
-    <w:basedOn w:val="Normal"/>
-    <w:next w:val="Normal"/>
-    <w:pPr>
-      <w:spacing w:before="120" w:after="120"/>
-      <w:ind w:left="720" w:right="720"/>
-    </w:pPr>
-    <w:rPr>
-      <w:i/>
-    </w:rPr>
-  </w:style>
 </w:styles>
 </file>
--- a/crates/tw-layout/fixtures/word_baselines/headers_footers/sample.docx
+++ b/crates/tw-layout/fixtures/word_baselines/headers_footers/sample.docx
@@ -80,6 +80,118 @@
       <w:szCs w:val="24"/>
     </w:rPr>
   </w:style>
+  <w:style w:type="paragraph" w:styleId="Heading1">
+    <w:name w:val="Heading 1"/>
+    <w:basedOn w:val="Normal"/>
+    <w:next w:val="Normal"/>
+    <w:pPr>
+      <w:outlineLvl w:val="0"/>
+      <w:spacing w:before="240" w:after="120"/>
+    </w:pPr>
+    <w:rPr>
+      <w:b/>
+      <w:sz w:val="32"/>
+      <w:szCs w:val="32"/>
+    </w:rPr>
+  </w:style>
+  <w:style w:type="paragraph" w:styleId="Heading2">
+    <w:name w:val="Heading 2"/>
+    <w:basedOn w:val="Heading1"/>
+    <w:next w:val="Normal"/>
+    <w:pPr>
+      <w:outlineLvl w:val="1"/>
+      <w:spacing w:before="240" w:after="120"/>
+    </w:pPr>
+    <w:rPr>
+      <w:b/>
+      <w:sz w:val="28"/>
+      <w:szCs w:val="28"/>
+    </w:rPr>
+  </w:style>
+  <w:style w:type="paragraph" w:styleId="Heading3">
+    <w:name w:val="Heading 3"/>
+    <w:basedOn w:val="Heading2"/>
+    <w:next w:val="Normal"/>
+    <w:pPr>
+      <w:outlineLvl w:val="2"/>
+      <w:spacing w:before="120" w:after="60"/>
+    </w:pPr>
+    <w:rPr>
+      <w:b/>
+      <w:sz w:val="26"/>
+      <w:szCs w:val="26"/>
+    </w:rPr>
+  </w:style>
+  <w:style w:type="paragraph" w:styleId="Heading4">
+    <w:name w:val="Heading 4"/>
+    <w:basedOn w:val="Heading3"/>
+    <w:next w:val="Normal"/>
+    <w:pPr>
+      <w:outlineLvl w:val="3"/>
+      <w:spacing w:before="120" w:after="60"/>
+    </w:pPr>
+    <w:rPr>
+      <w:b w:val="0"/>
+      <w:i/>
+      <w:sz w:val="24"/>
+      <w:szCs w:val="24"/>
+    </w:rPr>
+  </w:style>
+  <w:style w:type="paragraph" w:styleId="Heading5">
+    <w:name w:val="Heading 5"/>
+    <w:basedOn w:val="Heading4"/>
+    <w:next w:val="Normal"/>
+    <w:pPr>
+      <w:outlineLvl w:val="4"/>
+      <w:spacing w:before="120" w:after="60"/>
+    </w:pPr>
+    <w:rPr>
+      <w:sz w:val="22"/>
+      <w:szCs w:val="22"/>
+    </w:rPr>
+  </w:style>
+  <w:style w:type="paragraph" w:styleId="Heading6">
+    <w:name w:val="Heading 6"/>
+    <w:basedOn w:val="Heading5"/>
+    <w:next w:val="Normal"/>
+    <w:pPr>
+      <w:outlineLvl w:val="5"/>
+      <w:spacing w:before="120" w:after="60"/>
+    </w:pPr>
+    <w:rPr>
+      <w:b w:val="0"/>
+      <w:i/>
+      <w:sz w:val="20"/>
+      <w:szCs w:val="20"/>
+    </w:rPr>
+  </w:style>
+  <w:style w:type="paragraph" w:styleId="Heading7">
+    <w:name w:val="Heading 7"/>
+    <w:basedOn w:val="Heading6"/>
+    <w:next w:val="Normal"/>
+    <w:pPr>
+      <w:outlineLvl w:val="6"/>
+      <w:spacing w:before="120" w:after="60"/>
+    </w:pPr>
+    <w:rPr>
+      <w:sz w:val="20"/>
+      <w:szCs w:val="20"/>
+    </w:rPr>
+  </w:style>
+  <w:style w:type="paragraph" w:styleId="Caption">
+    <w:name w:val="Caption"/>
+    <w:basedOn w:val="Normal"/>
+    <w:next w:val="Normal"/>
+    <w:pPr>
+      <w:spacing w:before="60" w:after="60"/>
+      <w:jc w:val="center"/>
+    </w:pPr>
+    <w:rPr>
+      <w:i/>
+      <w:sz w:val="18"/>
+      <w:szCs w:val="18"/>
+    </w:rPr>
+  </w:style>
   <w:style w:type="paragraph" w:styleId="Quote">
     <w:name w:val="Quote"/>
     <w:basedOn w:val="Normal"/>
@@ -92,104 +204,6 @@
       <w:i/>
     </w:rPr>
   </w:style>
-  <w:style w:type="paragraph" w:styleId="Heading1">
-    <w:name w:val="Heading 1"/>
-    <w:basedOn w:val="Normal"/>
-    <w:next w:val="Normal"/>
-    <w:pPr>
-      <w:outlineLvl w:val="0"/>
-      <w:spacing w:before="240" w:after="120"/>
-    </w:pPr>
-    <w:rPr>
-      <w:b/>
-      <w:sz w:val="32"/>
-      <w:szCs w:val="32"/>
-    </w:rPr>
-  </w:style>
-  <w:style w:type="paragraph" w:styleId="Heading2">
-    <w:name w:val="Heading 2"/>
-    <w:basedOn w:val="Heading1"/>
-    <w:next w:val="Normal"/>
-    <w:pPr>
-      <w:outlineLvl w:val="1"/>
-      <w:spacing w:before="240" w:after="120"/>
-    </w:pPr>
-    <w:rPr>
-      <w:b/>
-      <w:sz w:val="28"/>
-      <w:szCs w:val="28"/>
-    </w:rPr>
-  </w:style>
-  <w:style w:type="paragraph" w:styleId="Heading3">
-    <w:name w:val="Heading 3"/>
-    <w:basedOn w:val="Heading2"/>
-    <w:next w:val="Normal"/>
-    <w:pPr>
-      <w:outlineLvl w:val="2"/>
-      <w:spacing w:before="120" w:after="60"/>
-    </w:pPr>
-    <w:rPr>
-      <w:b/>
-      <w:sz w:val="26"/>
-      <w:szCs w:val="26"/>
-    </w:rPr>
-  </w:style>
-  <w:style w:type="paragraph" w:styleId="Heading4">
-    <w:name w:val="Heading 4"/>
-    <w:basedOn w:val="Heading3"/>
-    <w:next w:val="Normal"/>
-    <w:pPr>
-      <w:outlineLvl w:val="3"/>
-      <w:spacing w:before="120" w:after="60"/>
-    </w:pPr>
-    <w:rPr>
-      <w:b w:val="0"/>
-      <w:i/>
-      <w:sz w:val="24"/>
-      <w:szCs w:val="24"/>
-    </w:rPr>
-  </w:style>
-  <w:style w:type="paragraph" w:styleId="Heading5">
-    <w:name w:val="Heading 5"/>
-    <w:basedOn w:val="Heading4"/>
-    <w:next w:val="Normal"/>
-    <w:pPr>
-      <w:outlineLvl w:val="4"/>
-      <w:spacing w:before="120" w:after="60"/>
-    </w:pPr>
-    <w:rPr>
-      <w:sz w:val="22"/>
-      <w:szCs w:val="22"/>
-    </w:rPr>
-  </w:style>
-  <w:style w:type="paragraph" w:styleId="Heading6">
-    <w:name w:val="Heading 6"/>
-    <w:basedOn w:val="Heading5"/>
-    <w:next w:val="Normal"/>
-    <w:pPr>
-      <w:outlineLvl w:val="5"/>
-      <w:spacing w:before="120" w:after="60"/>
-    </w:pPr>
-    <w:rPr>
-      <w:b w:val="0"/>
-      <w:i/>
-      <w:sz w:val="20"/>
-      <w:szCs w:val="20"/>
-    </w:rPr>
-  </w:style>
-  <w:style w:type="paragraph" w:styleId="Heading7">
-    <w:name w:val="Heading 7"/>
-    <w:basedOn w:val="Heading6"/>
-    <w:next w:val="Normal"/>
-    <w:pPr>
-      <w:outlineLvl w:val="6"/>
-      <w:spacing w:before="120" w:after="60"/>
-    </w:pPr>
-    <w:rPr>
-      <w:sz w:val="20"/>
-      <w:szCs w:val="20"/>
-    </w:rPr>
-  </w:style>
   <w:style w:type="paragraph" w:styleId="Heading8">
     <w:name w:val="Heading 8"/>
     <w:basedOn w:val="Heading7"/>
@@ -218,19 +232,5 @@
       <w:szCs w:val="18"/>
     </w:rPr>
   </w:style>
-  <w:style w:type="paragraph" w:styleId="Caption">
-    <w:name w:val="Caption"/>
-    <w:basedOn w:val="Normal"/>
-    <w:next w:val="Normal"/>
-    <w:pPr>
-      <w:spacing w:before="60" w:after="60"/>
-      <w:jc w:val="center"/>
-    </w:pPr>
-    <w:rPr>
-      <w:i/>
-      <w:sz w:val="18"/>
-      <w:szCs w:val="18"/>
-    </w:rPr>
-  </w:style>
 </w:styles>
 </file>